--- a/download/BusLine-Commercial-Proposal.docx
+++ b/download/BusLine-Commercial-Proposal.docx
@@ -28,11 +28,11 @@
           <w:rFonts w:ascii="Calibri" w:hAnsi="Calibri"/>
           <w:b/>
           <w:bCs/>
-          <w:color w:val="0F5132"/>
-          <w:sz w:val="40"/>
-          <w:szCs w:val="40"/>
-        </w:rPr>
-        <w:t xml:space="preserve">Building Bangladesh's Next-Generation Bus Ticketing &amp; Live-Tracking Platform</w:t>
+          <w:color w:val="0F7050"/>
+          <w:sz w:val="36"/>
+          <w:szCs w:val="36"/>
+        </w:rPr>
+        <w:t xml:space="preserve">BusLine — Online Ticketing, Owner-Managed Routes &amp; Live Bus Tracking</w:t>
       </w:r>
     </w:p>
     <w:p>
@@ -61,7 +61,7 @@
           <w:rFonts w:ascii="Calibri" w:hAnsi="Calibri"/>
           <w:b/>
           <w:bCs/>
-          <w:color w:val="0F5132"/>
+          <w:color w:val="0F7050"/>
           <w:sz w:val="22"/>
           <w:szCs w:val="22"/>
         </w:rPr>
@@ -116,7 +116,7 @@
     <w:p>
       <w:pPr>
         <w:pBdr>
-          <w:bottom w:val="single" w:color="0F5132" w:sz="8" w:space="1"/>
+          <w:bottom w:val="single" w:color="0F7050" w:sz="8" w:space="1"/>
         </w:pBdr>
         <w:spacing w:after="200" w:before="0"/>
       </w:pPr>
@@ -134,7 +134,7 @@
           <w:rFonts w:ascii="Calibri" w:hAnsi="Calibri"/>
           <w:b/>
           <w:bCs/>
-          <w:color w:val="0F5132"/>
+          <w:color w:val="0F7050"/>
           <w:sz w:val="30"/>
           <w:szCs w:val="30"/>
         </w:rPr>
@@ -153,7 +153,7 @@
           <w:sz w:val="24"/>
           <w:szCs w:val="24"/>
         </w:rPr>
-        <w:t xml:space="preserve">BusLine proposes to design and build, on a one-time custom-engagement basis, a complete intercity bus ticketing platform with live, counter-by-counter bus tracking — purpose-built for a single operator-investor to own outright. The product combines a passenger booking app (route search, seat map, multi-method payments, e-ticket confirmation), a real-time tracking layer showing passengers exactly which counter their bus is at and when it arrives, and an owner dashboard for adding routes, counters, buses, trips, and pricing without marketplace dependencies. The opportunity is modelled on Shohoz.com's market validation but takes a product-first position. The ask is capital to fund the build; the outcome is a defensible, owned technology asset in a consolidating market.</w:t>
+        <w:t xml:space="preserve">BusLine is a custom-built intercity bus ticketing platform centred on three capabilities specified at the outset: passengers can see available trips and buy tickets online through a payment gateway; the website owner can add tickets, routes, and all supporting information from a self-serve dashboard; and every active bus is tracked live on the road, with passengers able to see exactly which counter it is currently at. This proposal outlines what is already built and working, the features intended next, and the engagement model for delivering the production system.</w:t>
       </w:r>
     </w:p>
     <w:p>
@@ -166,11 +166,28 @@
           <w:rFonts w:ascii="Calibri" w:hAnsi="Calibri"/>
           <w:b/>
           <w:bCs/>
-          <w:color w:val="0F5132"/>
+          <w:color w:val="0F7050"/>
           <w:sz w:val="30"/>
           <w:szCs w:val="30"/>
         </w:rPr>
-        <w:t xml:space="preserve">2. Market Opportunity</w:t>
+        <w:t xml:space="preserve">2. Core Capabilities</w:t>
+      </w:r>
+    </w:p>
+    <w:p>
+      <w:pPr>
+        <w:pStyle w:val="Heading2"/>
+        <w:spacing w:after="100" w:before="220" w:line="320"/>
+      </w:pPr>
+      <w:r>
+        <w:rPr>
+          <w:rFonts w:ascii="Calibri" w:hAnsi="Calibri"/>
+          <w:b/>
+          <w:bCs/>
+          <w:color w:val="0F7050"/>
+          <w:sz w:val="26"/>
+          <w:szCs w:val="26"/>
+        </w:rPr>
+        <w:t xml:space="preserve">2.1  Online Ticketing with Payment Gateway</w:t>
       </w:r>
     </w:p>
     <w:p>
@@ -185,24 +202,24 @@
           <w:sz w:val="24"/>
           <w:szCs w:val="24"/>
         </w:rPr>
-        <w:t xml:space="preserve">Shohoz.com has, over the past decade, become the de-facto online bus-ticketing brand in Bangladesh, proving conclusively that intercity travellers will book online and pay digitally when given a usable interface. Intercity bus remains the country's primary long-haul passenger mode, with tens of millions of tickets sold annually across hundreds of private operators. Shohoz's success, however, is a marketplace success — it aggregates inventory and charges operators per-ticket commission. That leaves a clear gap: a vertical, product-first platform that an operator or investor can own, brand, and run without per-ticket leakage. The consolidation around Shohoz also makes the timing favourable; operators are actively seeking owned digital channels that restore margin and direct customer relationships.</w:t>
-      </w:r>
-    </w:p>
-    <w:p>
-      <w:pPr>
-        <w:pStyle w:val="Heading1"/>
-        <w:spacing w:after="160" w:before="360" w:line="360"/>
+        <w:t xml:space="preserve">Passengers search by origin, destination, and date; see all matching trips with bus type, departure time, fare, and remaining seats; pick seats on a live seat map that flags already-booked seats in real time; and pay through a payment gateway supporting card, bKash, Nagad, and cash-at-counter. Each successful payment produces an instant e-ticket with booking ID, seat numbers, boarding counter, and total paid, retrievable later by email or phone from the My Bookings page.</w:t>
+      </w:r>
+    </w:p>
+    <w:p>
+      <w:pPr>
+        <w:pStyle w:val="Heading2"/>
+        <w:spacing w:after="100" w:before="220" w:line="320"/>
       </w:pPr>
       <w:r>
         <w:rPr>
           <w:rFonts w:ascii="Calibri" w:hAnsi="Calibri"/>
           <w:b/>
           <w:bCs/>
-          <w:color w:val="0F5132"/>
-          <w:sz w:val="30"/>
-          <w:szCs w:val="30"/>
-        </w:rPr>
-        <w:t xml:space="preserve">3. The Problem</w:t>
+          <w:color w:val="0F7050"/>
+          <w:sz w:val="26"/>
+          <w:szCs w:val="26"/>
+        </w:rPr>
+        <w:t xml:space="preserve">2.2  Owner-Managed Tickets, Routes &amp; Buses</w:t>
       </w:r>
     </w:p>
     <w:p>
@@ -217,24 +234,24 @@
           <w:sz w:val="24"/>
           <w:szCs w:val="24"/>
         </w:rPr>
-        <w:t xml:space="preserve">Three structural pain points define the current market. First, operators listing on Shohoz-like marketplaces surrender 8–15% per ticket in commission and lose direct access to their own customer data, weakening their brand and lifetime-value economics. Second, passengers can book online but cannot see where their bus actually is — they still call the counter to ask, generating support load, missed departures, and no-shows that hurt both sides. Third, operators cannot add a route, open a counter, deploy a bus, or adjust pricing without marketplace approval, slowing commercial agility. The net effect is revenue leakage, repeated service cost, and an operator class that is digitally dependent rather than digitally empowered.</w:t>
-      </w:r>
-    </w:p>
-    <w:p>
-      <w:pPr>
-        <w:pStyle w:val="Heading1"/>
-        <w:spacing w:after="160" w:before="360" w:line="360"/>
+        <w:t xml:space="preserve">The owner dashboard lets non-technical staff add a bus (plate, seat count, type, driver), build a route with its ordered counters and addresses, and schedule a trip by combining a bus with a route, departure/arrival times, and per-seat price. Every trip created this way becomes immediately visible to passengers on the search page — no developer involvement, no marketplace approval, no per-ticket commission to a third party.</w:t>
+      </w:r>
+    </w:p>
+    <w:p>
+      <w:pPr>
+        <w:pStyle w:val="Heading2"/>
+        <w:spacing w:after="100" w:before="220" w:line="320"/>
       </w:pPr>
       <w:r>
         <w:rPr>
           <w:rFonts w:ascii="Calibri" w:hAnsi="Calibri"/>
           <w:b/>
           <w:bCs/>
-          <w:color w:val="0F5132"/>
-          <w:sz w:val="30"/>
-          <w:szCs w:val="30"/>
-        </w:rPr>
-        <w:t xml:space="preserve">4. The Solution — BusLine</w:t>
+          <w:color w:val="0F7050"/>
+          <w:sz w:val="26"/>
+          <w:szCs w:val="26"/>
+        </w:rPr>
+        <w:t xml:space="preserve">2.3  Live Bus Tracking — Road Position &amp; Current Counter</w:t>
       </w:r>
     </w:p>
     <w:p>
@@ -249,7 +266,7 @@
           <w:sz w:val="24"/>
           <w:szCs w:val="24"/>
         </w:rPr>
-        <w:t xml:space="preserve">BusLine is a custom-built platform delivered as a complete, owned codebase. The passenger web app provides route search, a live seat map, a simulated payment gateway (bKash, Nagad, card, cash-at-counter), and instant e-ticket confirmation. The real-time tracking layer uses WebSockets to push a live map showing the bus's current counter, next stop, ETA, and speed — closing the visibility gap that drives support calls. The owner dashboard lets non-technical staff add buses, build routes with ordered counters, schedule trips, set per-seat pricing, and push live location updates that passengers see instantly. The stack — Next.js, TypeScript, Prisma, Socket.IO — is modern and maintainable, with full source code, documentation, and operator training handed over at completion.</w:t>
+        <w:t xml:space="preserve">Each active trip broadcasts its position over WebSockets to every passenger currently tracking it. The passenger view shows the bus moving along the route's counters on a live map, the counter it has just passed or is currently stopped at, the next counter it is heading to, the ETA to that next counter, current speed, and overall trip progress as a percentage. A full route timeline lists every counter with passed/upcoming status, so passengers always know exactly where the bus is and when it will reach them.</w:t>
       </w:r>
     </w:p>
     <w:p>
@@ -262,11 +279,11 @@
           <w:rFonts w:ascii="Calibri" w:hAnsi="Calibri"/>
           <w:b/>
           <w:bCs/>
-          <w:color w:val="0F5132"/>
+          <w:color w:val="0F7050"/>
           <w:sz w:val="30"/>
           <w:szCs w:val="30"/>
         </w:rPr>
-        <w:t xml:space="preserve">5. Why Now &amp; Differentiation</w:t>
+        <w:t xml:space="preserve">3. Built &amp; Working Today</w:t>
       </w:r>
     </w:p>
     <w:p>
@@ -281,7 +298,7 @@
           <w:sz w:val="24"/>
           <w:szCs w:val="24"/>
         </w:rPr>
-        <w:t xml:space="preserve">Smartphone penetration in Bangladesh crossed 60% in 2024, mobile wallets (bKash, Nagad) are mainstream, and operators are actively seeking owned digital channels following Shohoz's consolidation. BusLine differentiates on three points: full source-code ownership with no per-ticket commission; white-label branding so the operator owns the customer relationship; and live counter-by-counter tracking — a feature Shohoz does not offer, attacking the segment's highest-cost service pain point.</w:t>
+        <w:t xml:space="preserve">A working prototype of all three core capabilities is already running. Passenger side: trip search and listing, visual seat-map selection, simulated payment gateway with confirmation, and a My Bookings lookup page. Tracking side: a live tracking page with route map, current/next counter, ETA, speed, progress bar, and full counter timeline — all real-time via WebSockets. Owner side: an admin dashboard with KPI cards (revenue, tickets sold, active buses, routes), a revenue-by-route chart, full management screens for trips, routes, and buses, and a tracking-control panel where the owner advances the bus counter-by-counter or sets fine-grained progress, with every update pushed live to passengers. The stack — Next.js, TypeScript, Prisma, Socket.IO — is modern, maintainable, and owned outright.</w:t>
       </w:r>
     </w:p>
     <w:p>
@@ -294,11 +311,11 @@
           <w:rFonts w:ascii="Calibri" w:hAnsi="Calibri"/>
           <w:b/>
           <w:bCs/>
-          <w:color w:val="0F5132"/>
+          <w:color w:val="0F7050"/>
           <w:sz w:val="30"/>
           <w:szCs w:val="30"/>
         </w:rPr>
-        <w:t xml:space="preserve">6. Engagement Model &amp; Next Steps</w:t>
+        <w:t xml:space="preserve">4. Roadmap — What Comes Next</w:t>
       </w:r>
     </w:p>
     <w:p>
@@ -313,7 +330,39 @@
           <w:sz w:val="24"/>
           <w:szCs w:val="24"/>
         </w:rPr>
-        <w:t xml:space="preserve">The engagement is structured as a one-time custom build: a one-week scoping workshop, an eight-to-ten-week build phase, a four-week pilot with one operator, and a formal handover with source code, documentation, and operator training. Commercial terms will be agreed in a follow-up meeting tailored to your portfolio thesis. We propose a 45-minute deep-dive to walk you through a working prototype and refine the scope. Please contact BusLine at hello@busline.example to schedule.</w:t>
+        <w:t xml:space="preserve">The next build phase adds: real GPS device integration so each bus self-reports its position instead of being advanced manually; SMS and email notifications for booking confirmation, departure reminders, and delay alerts; QR-code boarding passes scannable by the conductor; a refund and cancellation flow with automatic seat release; native iOS and Android apps; and an analytics module covering revenue, route performance, and no-show tracking. Each module plugs into the existing architecture without rework.</w:t>
+      </w:r>
+    </w:p>
+    <w:p>
+      <w:pPr>
+        <w:pStyle w:val="Heading1"/>
+        <w:spacing w:after="160" w:before="360" w:line="360"/>
+      </w:pPr>
+      <w:r>
+        <w:rPr>
+          <w:rFonts w:ascii="Calibri" w:hAnsi="Calibri"/>
+          <w:b/>
+          <w:bCs/>
+          <w:color w:val="0F7050"/>
+          <w:sz w:val="30"/>
+          <w:szCs w:val="30"/>
+        </w:rPr>
+        <w:t xml:space="preserve">5. Engagement Model &amp; Next Steps</w:t>
+      </w:r>
+    </w:p>
+    <w:p>
+      <w:pPr>
+        <w:spacing w:after="120" w:line="312"/>
+        <w:jc w:val="both"/>
+      </w:pPr>
+      <w:r>
+        <w:rPr>
+          <w:rFonts w:ascii="Times New Roman" w:hAnsi="Times New Roman"/>
+          <w:color w:val="1A1A1A"/>
+          <w:sz w:val="24"/>
+          <w:szCs w:val="24"/>
+        </w:rPr>
+        <w:t xml:space="preserve">The engagement is a one-time custom build: a one-week scoping workshop, an eight-to-ten-week build phase to take the prototype to production, a four-week pilot, and a handover with source code, documentation, and operator training. Commercial terms will be agreed in a follow-up meeting. We propose a 45-minute deep-dive to walk you through the working prototype and refine the scope. Contact BusLine at hello@busline.example to schedule.</w:t>
       </w:r>
     </w:p>
     <w:sectPr>
